--- a/library/_deliverables/intune-rbac-multi-admin-governance/RBACGOV-Solution.docx
+++ b/library/_deliverables/intune-rbac-multi-admin-governance/RBACGOV-Solution.docx
@@ -88,7 +88,7 @@
     </w:p>
     <w:p>
       <w:r>
-        <w:t>Phoenixtekk Workplace Marketplace · Intune Solutions</w:t>
+        <w:t>White-label · Intune Solutions</w:t>
       </w:r>
     </w:p>
     <w:p>
@@ -227,7 +227,7 @@
         <w:pStyle w:val="Heading2"/>
       </w:pPr>
       <w:r>
-        <w:t>The Phoenixtekk deployment model</w:t>
+        <w:t>The standard deployment model</w:t>
       </w:r>
     </w:p>
     <w:p>
@@ -606,7 +606,7 @@
         <w:pStyle w:val="Heading2"/>
       </w:pPr>
       <w:r>
-        <w:t>The standard Phoenixtekk deployment model</w:t>
+        <w:t>The standard deployment model</w:t>
       </w:r>
     </w:p>
     <w:p>
@@ -618,7 +618,7 @@
           <w:i/>
           <w:color w:val="2E86C1"/>
         </w:rPr>
-        <w:t>Design roles and scope tags, build admin/approver scope groups, create custom roles and assignments, apply scope tags to objects, enable access policies for high-risk resource types, then pilot one approval before broad enforce. Phoenixtekk pattern: Assess → Configure → Pilot → Validate → Expand.</w:t>
+        <w:t>Design roles and scope tags, build admin/approver scope groups, create custom roles and assignments, apply scope tags to objects, enable access policies for high-risk resource types, then pilot one approval before broad enforce. repeatable pattern: Assess → Configure → Pilot → Validate → Expand.</w:t>
       </w:r>
     </w:p>
     <w:p>
@@ -1274,7 +1274,7 @@
         <w:t>every</w:t>
       </w:r>
       <w:r>
-        <w:t xml:space="preserve"> Phoenixtekk solution in the </w:t>
+        <w:t xml:space="preserve"> solution in the </w:t>
       </w:r>
       <w:r>
         <w:rPr>
@@ -1584,7 +1584,7 @@
         <w:t>Why:</w:t>
       </w:r>
       <w:r>
-        <w:t xml:space="preserve"> Every Phoenixtekk solution is piloted before fleet rollout. </w:t>
+        <w:t xml:space="preserve"> Every solution is piloted before fleet rollout. </w:t>
       </w:r>
       <w:r>
         <w:rPr>
@@ -1782,7 +1782,7 @@
         <w:rPr>
           <w:b/>
         </w:rPr>
-        <w:t>The Phoenixtekk deployment model (all solutions):</w:t>
+        <w:t>The standard deployment model (all solutions):</w:t>
       </w:r>
       <w:r>
         <w:t xml:space="preserve"> </w:t>
@@ -4145,7 +4145,7 @@
         <w:pStyle w:val="ListBullet"/>
       </w:pPr>
       <w:r>
-        <w:t>A repeatable process following the Phoenixtekk model: Assess → Configure → Pilot → Validate → Expand.</w:t>
+        <w:t>A repeatable process following the repeatable model: Assess → Configure → Pilot → Validate → Expand.</w:t>
       </w:r>
     </w:p>
     <w:p>
@@ -4195,7 +4195,7 @@
         <w:t>Purpose:</w:t>
       </w:r>
       <w:r>
-        <w:t xml:space="preserve"> Read-only inventory of the Intune administrative governance surface: custom and built-in role definitions, scope tags, role assignments (with their scope tags and members), and multi-admin approval access policies. Use it as a baseline before designing least-privilege roles and approval gates. HOW TO RUN powershell -ExecutionPolicy Bypass -File .\RBACGOV-Discovery.ps1 Requires the Microsoft Graph SDK and consent to DeviceManagementRBAC.Read.All and DeviceManagementConfiguration.Read.All. EXPECTED RESULTS Console listing of role definitions (built-in vs custom), scope tags, role assignments, and access policies. Read-only — no changes are made. .NOTES Phoenixtekk Workplace Marketplace — Intune Solutions. Read-only against Microsoft Graph. #&gt; [CmdletBinding()] param() if (-not (Get-Module -ListAvailable -Name Microsoft.Graph.Authentication)) { Install-Module Microsoft.Graph -Scope CurrentUser -Force -AllowClobber } Import-Module Microsoft.Graph.Authentication -ErrorAction Stop Connect-MgGraph -Scopes 'DeviceManagementRBAC.Read.All','DeviceManagementConfiguration.Read.All' -NoWelcome</w:t>
+        <w:t xml:space="preserve"> Read-only inventory of the Intune administrative governance surface: custom and built-in role definitions, scope tags, role assignments (with their scope tags and members), and multi-admin approval access policies. Use it as a baseline before designing least-privilege roles and approval gates. HOW TO RUN powershell -ExecutionPolicy Bypass -File .\RBACGOV-Discovery.ps1 Requires the Microsoft Graph SDK and consent to DeviceManagementRBAC.Read.All and DeviceManagementConfiguration.Read.All. EXPECTED RESULTS Console listing of role definitions (built-in vs custom), scope tags, role assignments, and access policies. Read-only — no changes are made. .NOTES White-label — Intune Solutions. Read-only against Microsoft Graph. #&gt; [CmdletBinding()] param() if (-not (Get-Module -ListAvailable -Name Microsoft.Graph.Authentication)) { Install-Module Microsoft.Graph -Scope CurrentUser -Force -AllowClobber } Import-Module Microsoft.Graph.Authentication -ErrorAction Stop Connect-MgGraph -Scopes 'DeviceManagementRBAC.Read.All','DeviceManagementConfiguration.Read.All' -NoWelcome</w:t>
       </w:r>
     </w:p>
     <w:p>
@@ -4206,7 +4206,7 @@
         <w:t>How to run:</w:t>
       </w:r>
       <w:r>
-        <w:t xml:space="preserve"> powershell -ExecutionPolicy Bypass -File .\RBACGOV-Discovery.ps1 Requires the Microsoft Graph SDK and consent to DeviceManagementRBAC.Read.All and DeviceManagementConfiguration.Read.All. EXPECTED RESULTS Console listing of role definitions (built-in vs custom), scope tags, role assignments, and access policies. Read-only — no changes are made. .NOTES Phoenixtekk Workplace Marketplace — Intune Solutions. Read-only against Microsoft Graph. #&gt; [CmdletBinding()] param() if (-not (Get-Module -ListAvailable -Name Microsoft.Graph.Authentication)) { Install-Module Microsoft.Graph -Scope CurrentUser -Force -AllowClobber } Import-Module Microsoft.Graph.Authentication -ErrorAction Stop Connect-MgGraph -Scopes 'DeviceManagementRBAC.Read.All','DeviceManagementConfiguration.Read.All' -NoWelcome</w:t>
+        <w:t xml:space="preserve"> powershell -ExecutionPolicy Bypass -File .\RBACGOV-Discovery.ps1 Requires the Microsoft Graph SDK and consent to DeviceManagementRBAC.Read.All and DeviceManagementConfiguration.Read.All. EXPECTED RESULTS Console listing of role definitions (built-in vs custom), scope tags, role assignments, and access policies. Read-only — no changes are made. .NOTES White-label — Intune Solutions. Read-only against Microsoft Graph. #&gt; [CmdletBinding()] param() if (-not (Get-Module -ListAvailable -Name Microsoft.Graph.Authentication)) { Install-Module Microsoft.Graph -Scope CurrentUser -Force -AllowClobber } Import-Module Microsoft.Graph.Authentication -ErrorAction Stop Connect-MgGraph -Scopes 'DeviceManagementRBAC.Read.All','DeviceManagementConfiguration.Read.All' -NoWelcome</w:t>
       </w:r>
     </w:p>
     <w:p>
@@ -4225,7 +4225,7 @@
         <w:t>Purpose:</w:t>
       </w:r>
       <w:r>
-        <w:t xml:space="preserve"> Tightens over-privileged role assignments by applying a target scope tag to assignments that currently have none (the most common over-privilege: an assignment with unbounded reach). Defaults to -WhatIf so it only previews changes; pass -Apply to actually write. HOW TO RUN Preview (safe, default):  powershell -ExecutionPolicy Bypass -File .\RBACGOV-Remediation.ps1 -ScopeTagId 5 Apply changes:            powershell -ExecutionPolicy Bypass -File .\RBACGOV-Remediation.ps1 -ScopeTagId 5 -Apply Requires the Microsoft Graph SDK and consent to DeviceManagementRBAC.ReadWrite.All (write only happens with -Apply; preview needs read only). EXPECTED RESULTS In preview: a WHATIF line per assignment that would be tightened. With -Apply: each no-scope-tag assignment receives $ScopeTagId. Always run RBACGOV-Validation.ps1 afterward. Keep a break-glass admin excluded from the gate so you never lock yourself out. .NOTES Phoenixtekk Workplace Marketplace — Intune Solutions. Defaults to -WhatIf (no changes). #&gt; [CmdletBinding()] param( [Parameter(Mandatory)][string]$ScopeTagId,   # the roleScopeTag id to apply to unbounded assignments [switch]$Apply                                # omit for -WhatIf preview (default) ) $whatIf = -not $Apply if (-not (Get-Module -ListAvailable -Name Microsoft.Graph.Authentication)) { Install-Module Microsoft.Graph -Scope CurrentUser -Force -AllowClobber } Import-Module Microsoft.Graph.Authentication -ErrorAction Stop $scopes = if ($Apply) { @('DeviceManagementRBAC.ReadWrite.All') } else { @('DeviceManagementRBAC.Read.All') } Connect-MgGraph -Scopes $scopes -NoWelcome</w:t>
+        <w:t xml:space="preserve"> Tightens over-privileged role assignments by applying a target scope tag to assignments that currently have none (the most common over-privilege: an assignment with unbounded reach). Defaults to -WhatIf so it only previews changes; pass -Apply to actually write. HOW TO RUN Preview (safe, default):  powershell -ExecutionPolicy Bypass -File .\RBACGOV-Remediation.ps1 -ScopeTagId 5 Apply changes:            powershell -ExecutionPolicy Bypass -File .\RBACGOV-Remediation.ps1 -ScopeTagId 5 -Apply Requires the Microsoft Graph SDK and consent to DeviceManagementRBAC.ReadWrite.All (write only happens with -Apply; preview needs read only). EXPECTED RESULTS In preview: a WHATIF line per assignment that would be tightened. With -Apply: each no-scope-tag assignment receives $ScopeTagId. Always run RBACGOV-Validation.ps1 afterward. Keep a break-glass admin excluded from the gate so you never lock yourself out. .NOTES White-label — Intune Solutions. Defaults to -WhatIf (no changes). #&gt; [CmdletBinding()] param( [Parameter(Mandatory)][string]$ScopeTagId,   # the roleScopeTag id to apply to unbounded assignments [switch]$Apply                                # omit for -WhatIf preview (default) ) $whatIf = -not $Apply if (-not (Get-Module -ListAvailable -Name Microsoft.Graph.Authentication)) { Install-Module Microsoft.Graph -Scope CurrentUser -Force -AllowClobber } Import-Module Microsoft.Graph.Authentication -ErrorAction Stop $scopes = if ($Apply) { @('DeviceManagementRBAC.ReadWrite.All') } else { @('DeviceManagementRBAC.Read.All') } Connect-MgGraph -Scopes $scopes -NoWelcome</w:t>
       </w:r>
     </w:p>
     <w:p>
@@ -4236,7 +4236,7 @@
         <w:t>How to run:</w:t>
       </w:r>
       <w:r>
-        <w:t xml:space="preserve"> Preview (safe, default):  powershell -ExecutionPolicy Bypass -File .\RBACGOV-Remediation.ps1 -ScopeTagId 5 Apply changes:            powershell -ExecutionPolicy Bypass -File .\RBACGOV-Remediation.ps1 -ScopeTagId 5 -Apply Requires the Microsoft Graph SDK and consent to DeviceManagementRBAC.ReadWrite.All (write only happens with -Apply; preview needs read only). EXPECTED RESULTS In preview: a WHATIF line per assignment that would be tightened. With -Apply: each no-scope-tag assignment receives $ScopeTagId. Always run RBACGOV-Validation.ps1 afterward. Keep a break-glass admin excluded from the gate so you never lock yourself out. .NOTES Phoenixtekk Workplace Marketplace — Intune Solutions. Defaults to -WhatIf (no changes). #&gt; [CmdletBinding()] param( [Parameter(Mandatory)][string]$ScopeTagId,   # the roleScopeTag id to apply to unbounded assignments [switch]$Apply                                # omit for -WhatIf preview (default) ) $whatIf = -not $Apply if (-not (Get-Module -ListAvailable -Name Microsoft.Graph.Authentication)) { Install-Module Microsoft.Graph -Scope CurrentUser -Force -AllowClobber } Import-Module Microsoft.Graph.Authentication -ErrorAction Stop $scopes = if ($Apply) { @('DeviceManagementRBAC.ReadWrite.All') } else { @('DeviceManagementRBAC.Read.All') } Connect-MgGraph -Scopes $scopes -NoWelcome</w:t>
+        <w:t xml:space="preserve"> Preview (safe, default):  powershell -ExecutionPolicy Bypass -File .\RBACGOV-Remediation.ps1 -ScopeTagId 5 Apply changes:            powershell -ExecutionPolicy Bypass -File .\RBACGOV-Remediation.ps1 -ScopeTagId 5 -Apply Requires the Microsoft Graph SDK and consent to DeviceManagementRBAC.ReadWrite.All (write only happens with -Apply; preview needs read only). EXPECTED RESULTS In preview: a WHATIF line per assignment that would be tightened. With -Apply: each no-scope-tag assignment receives $ScopeTagId. Always run RBACGOV-Validation.ps1 afterward. Keep a break-glass admin excluded from the gate so you never lock yourself out. .NOTES White-label — Intune Solutions. Defaults to -WhatIf (no changes). #&gt; [CmdletBinding()] param( [Parameter(Mandatory)][string]$ScopeTagId,   # the roleScopeTag id to apply to unbounded assignments [switch]$Apply                                # omit for -WhatIf preview (default) ) $whatIf = -not $Apply if (-not (Get-Module -ListAvailable -Name Microsoft.Graph.Authentication)) { Install-Module Microsoft.Graph -Scope CurrentUser -Force -AllowClobber } Import-Module Microsoft.Graph.Authentication -ErrorAction Stop $scopes = if ($Apply) { @('DeviceManagementRBAC.ReadWrite.All') } else { @('DeviceManagementRBAC.Read.All') } Connect-MgGraph -Scopes $scopes -NoWelcome</w:t>
       </w:r>
     </w:p>
     <w:p>
@@ -4255,7 +4255,7 @@
         <w:t>Purpose:</w:t>
       </w:r>
       <w:r>
-        <w:t xml:space="preserve"> Read-only report summarizing governance coverage and flagging over-privileged assignments: how many roles are custom vs built-in, scope-tag coverage, which assignments lack a scope tag, which assignments use a broad built-in role, and which high-risk resource types are NOT covered by an access policy (multi-admin approval). HOW TO RUN powershell -ExecutionPolicy Bypass -File .\RBACGOV-Report.ps1 Requires the Microsoft Graph SDK and consent to DeviceManagementRBAC.Read.All. EXPECTED RESULTS A coverage summary plus an OVER-PRIVILEGE section listing assignments with no scope tag or a broad built-in role, and gated-resource gaps. Read-only — no changes are made. .NOTES Phoenixtekk Workplace Marketplace — Intune Solutions. Read-only against Microsoft Graph. #&gt; [CmdletBinding()] param() if (-not (Get-Module -ListAvailable -Name Microsoft.Graph.Authentication)) { Install-Module Microsoft.Graph -Scope CurrentUser -Force -AllowClobber } Import-Module Microsoft.Graph.Authentication -ErrorAction Stop Connect-MgGraph -Scopes 'DeviceManagementRBAC.Read.All' -NoWelcome</w:t>
+        <w:t xml:space="preserve"> Read-only report summarizing governance coverage and flagging over-privileged assignments: how many roles are custom vs built-in, scope-tag coverage, which assignments lack a scope tag, which assignments use a broad built-in role, and which high-risk resource types are NOT covered by an access policy (multi-admin approval). HOW TO RUN powershell -ExecutionPolicy Bypass -File .\RBACGOV-Report.ps1 Requires the Microsoft Graph SDK and consent to DeviceManagementRBAC.Read.All. EXPECTED RESULTS A coverage summary plus an OVER-PRIVILEGE section listing assignments with no scope tag or a broad built-in role, and gated-resource gaps. Read-only — no changes are made. .NOTES White-label — Intune Solutions. Read-only against Microsoft Graph. #&gt; [CmdletBinding()] param() if (-not (Get-Module -ListAvailable -Name Microsoft.Graph.Authentication)) { Install-Module Microsoft.Graph -Scope CurrentUser -Force -AllowClobber } Import-Module Microsoft.Graph.Authentication -ErrorAction Stop Connect-MgGraph -Scopes 'DeviceManagementRBAC.Read.All' -NoWelcome</w:t>
       </w:r>
     </w:p>
     <w:p>
@@ -4266,7 +4266,7 @@
         <w:t>How to run:</w:t>
       </w:r>
       <w:r>
-        <w:t xml:space="preserve"> powershell -ExecutionPolicy Bypass -File .\RBACGOV-Report.ps1 Requires the Microsoft Graph SDK and consent to DeviceManagementRBAC.Read.All. EXPECTED RESULTS A coverage summary plus an OVER-PRIVILEGE section listing assignments with no scope tag or a broad built-in role, and gated-resource gaps. Read-only — no changes are made. .NOTES Phoenixtekk Workplace Marketplace — Intune Solutions. Read-only against Microsoft Graph. #&gt; [CmdletBinding()] param() if (-not (Get-Module -ListAvailable -Name Microsoft.Graph.Authentication)) { Install-Module Microsoft.Graph -Scope CurrentUser -Force -AllowClobber } Import-Module Microsoft.Graph.Authentication -ErrorAction Stop Connect-MgGraph -Scopes 'DeviceManagementRBAC.Read.All' -NoWelcome</w:t>
+        <w:t xml:space="preserve"> powershell -ExecutionPolicy Bypass -File .\RBACGOV-Report.ps1 Requires the Microsoft Graph SDK and consent to DeviceManagementRBAC.Read.All. EXPECTED RESULTS A coverage summary plus an OVER-PRIVILEGE section listing assignments with no scope tag or a broad built-in role, and gated-resource gaps. Read-only — no changes are made. .NOTES White-label — Intune Solutions. Read-only against Microsoft Graph. #&gt; [CmdletBinding()] param() if (-not (Get-Module -ListAvailable -Name Microsoft.Graph.Authentication)) { Install-Module Microsoft.Graph -Scope CurrentUser -Force -AllowClobber } Import-Module Microsoft.Graph.Authentication -ErrorAction Stop Connect-MgGraph -Scopes 'DeviceManagementRBAC.Read.All' -NoWelcome</w:t>
       </w:r>
     </w:p>
     <w:p>
@@ -4285,7 +4285,7 @@
         <w:t>Purpose:</w:t>
       </w:r>
       <w:r>
-        <w:t xml:space="preserve"> Creates (idempotently) the Entra security groups used by this solution: the admin group that custom-role assignments target, and the approver group that multi-admin approval access policies target. Run once during setup; safe to re-run (skips groups that already exist). HOW TO RUN powershell -ExecutionPolicy Bypass -File .\RBACGOV-Set-ScopeTargeting.ps1 Requires the Microsoft Graph SDK and consent to Group.ReadWrite.All. Edit $AdminGroup / $ApproverGroup below if you use different names. EXPECTED RESULTS The groups 'Intune Admins – Region A – Prod' and 'Change Approvers – Apps – Prod' exist (created if missing). Add members in Entra, then use them on the role assignment and access policies. This script creates groups only; it does not assign roles. .NOTES Phoenixtekk Workplace Marketplace — Intune Solutions. Creates Entra groups (write). #&gt; [CmdletBinding()] param( [string]$AdminGroup    = 'Intune Admins – Region A – Prod', [string]$ApproverGroup = 'Change Approvers – Apps – Prod' ) if (-not (Get-Module -ListAvailable -Name Microsoft.Graph.Authentication)) { Install-Module Microsoft.Graph -Scope CurrentUser -Force -AllowClobber } Import-Module Microsoft.Graph.Authentication -ErrorAction Stop Connect-MgGraph -Scopes 'Group.ReadWrite.All' -NoWelcome</w:t>
+        <w:t xml:space="preserve"> Creates (idempotently) the Entra security groups used by this solution: the admin group that custom-role assignments target, and the approver group that multi-admin approval access policies target. Run once during setup; safe to re-run (skips groups that already exist). HOW TO RUN powershell -ExecutionPolicy Bypass -File .\RBACGOV-Set-ScopeTargeting.ps1 Requires the Microsoft Graph SDK and consent to Group.ReadWrite.All. Edit $AdminGroup / $ApproverGroup below if you use different names. EXPECTED RESULTS The groups 'Intune Admins – Region A – Prod' and 'Change Approvers – Apps – Prod' exist (created if missing). Add members in Entra, then use them on the role assignment and access policies. This script creates groups only; it does not assign roles. .NOTES White-label — Intune Solutions. Creates Entra groups (write). #&gt; [CmdletBinding()] param( [string]$AdminGroup    = 'Intune Admins – Region A – Prod', [string]$ApproverGroup = 'Change Approvers – Apps – Prod' ) if (-not (Get-Module -ListAvailable -Name Microsoft.Graph.Authentication)) { Install-Module Microsoft.Graph -Scope CurrentUser -Force -AllowClobber } Import-Module Microsoft.Graph.Authentication -ErrorAction Stop Connect-MgGraph -Scopes 'Group.ReadWrite.All' -NoWelcome</w:t>
       </w:r>
     </w:p>
     <w:p>
@@ -4296,7 +4296,7 @@
         <w:t>How to run:</w:t>
       </w:r>
       <w:r>
-        <w:t xml:space="preserve"> powershell -ExecutionPolicy Bypass -File .\RBACGOV-Set-ScopeTargeting.ps1 Requires the Microsoft Graph SDK and consent to Group.ReadWrite.All. Edit $AdminGroup / $ApproverGroup below if you use different names. EXPECTED RESULTS The groups 'Intune Admins – Region A – Prod' and 'Change Approvers – Apps – Prod' exist (created if missing). Add members in Entra, then use them on the role assignment and access policies. This script creates groups only; it does not assign roles. .NOTES Phoenixtekk Workplace Marketplace — Intune Solutions. Creates Entra groups (write). #&gt; [CmdletBinding()] param( [string]$AdminGroup    = 'Intune Admins – Region A – Prod', [string]$ApproverGroup = 'Change Approvers – Apps – Prod' ) if (-not (Get-Module -ListAvailable -Name Microsoft.Graph.Authentication)) { Install-Module Microsoft.Graph -Scope CurrentUser -Force -AllowClobber } Import-Module Microsoft.Graph.Authentication -ErrorAction Stop Connect-MgGraph -Scopes 'Group.ReadWrite.All' -NoWelcome</w:t>
+        <w:t xml:space="preserve"> powershell -ExecutionPolicy Bypass -File .\RBACGOV-Set-ScopeTargeting.ps1 Requires the Microsoft Graph SDK and consent to Group.ReadWrite.All. Edit $AdminGroup / $ApproverGroup below if you use different names. EXPECTED RESULTS The groups 'Intune Admins – Region A – Prod' and 'Change Approvers – Apps – Prod' exist (created if missing). Add members in Entra, then use them on the role assignment and access policies. This script creates groups only; it does not assign roles. .NOTES White-label — Intune Solutions. Creates Entra groups (write). #&gt; [CmdletBinding()] param( [string]$AdminGroup    = 'Intune Admins – Region A – Prod', [string]$ApproverGroup = 'Change Approvers – Apps – Prod' ) if (-not (Get-Module -ListAvailable -Name Microsoft.Graph.Authentication)) { Install-Module Microsoft.Graph -Scope CurrentUser -Force -AllowClobber } Import-Module Microsoft.Graph.Authentication -ErrorAction Stop Connect-MgGraph -Scopes 'Group.ReadWrite.All' -NoWelcome</w:t>
       </w:r>
     </w:p>
     <w:p>
@@ -4315,7 +4315,7 @@
         <w:t>Purpose:</w:t>
       </w:r>
       <w:r>
-        <w:t xml:space="preserve"> Read-only check that the expected custom roles, role assignments (with scope tags), and access policies (multi-admin approval) exist and target the right approver group. Confirms the governance design is actually in force. HOW TO RUN powershell -ExecutionPolicy Bypass -File .\RBACGOV-Validation.ps1 Requires the Microsoft Graph SDK and consent to DeviceManagementRBAC.Read.All. Edit the $expected* variables below to match your design before running. EXPECTED RESULTS PASS/FAIL lines for each expected role, assignment, and access policy. Read-only — no changes. .NOTES Phoenixtekk Workplace Marketplace — Intune Solutions. Read-only against Microsoft Graph. #&gt; [CmdletBinding()] param( [string[]]$ExpectedRoles    = @('App Manager – Region A – Prod','Policy Reader – All – Audit'), [string[]]$ExpectedPolicies = @('App Deploy Approval – All – Prod','Script Deploy Approval – All – Prod'), [string]  $ApproverGroup    = 'Change Approvers – Apps – Prod' ) if (-not (Get-Module -ListAvailable -Name Microsoft.Graph.Authentication)) { Install-Module Microsoft.Graph -Scope CurrentUser -Force -AllowClobber } Import-Module Microsoft.Graph.Authentication -ErrorAction Stop Connect-MgGraph -Scopes 'DeviceManagementRBAC.Read.All' -NoWelcome</w:t>
+        <w:t xml:space="preserve"> Read-only check that the expected custom roles, role assignments (with scope tags), and access policies (multi-admin approval) exist and target the right approver group. Confirms the governance design is actually in force. HOW TO RUN powershell -ExecutionPolicy Bypass -File .\RBACGOV-Validation.ps1 Requires the Microsoft Graph SDK and consent to DeviceManagementRBAC.Read.All. Edit the $expected* variables below to match your design before running. EXPECTED RESULTS PASS/FAIL lines for each expected role, assignment, and access policy. Read-only — no changes. .NOTES White-label — Intune Solutions. Read-only against Microsoft Graph. #&gt; [CmdletBinding()] param( [string[]]$ExpectedRoles    = @('App Manager – Region A – Prod','Policy Reader – All – Audit'), [string[]]$ExpectedPolicies = @('App Deploy Approval – All – Prod','Script Deploy Approval – All – Prod'), [string]  $ApproverGroup    = 'Change Approvers – Apps – Prod' ) if (-not (Get-Module -ListAvailable -Name Microsoft.Graph.Authentication)) { Install-Module Microsoft.Graph -Scope CurrentUser -Force -AllowClobber } Import-Module Microsoft.Graph.Authentication -ErrorAction Stop Connect-MgGraph -Scopes 'DeviceManagementRBAC.Read.All' -NoWelcome</w:t>
       </w:r>
     </w:p>
     <w:p>
@@ -4326,7 +4326,7 @@
         <w:t>How to run:</w:t>
       </w:r>
       <w:r>
-        <w:t xml:space="preserve"> powershell -ExecutionPolicy Bypass -File .\RBACGOV-Validation.ps1 Requires the Microsoft Graph SDK and consent to DeviceManagementRBAC.Read.All. Edit the $expected* variables below to match your design before running. EXPECTED RESULTS PASS/FAIL lines for each expected role, assignment, and access policy. Read-only — no changes. .NOTES Phoenixtekk Workplace Marketplace — Intune Solutions. Read-only against Microsoft Graph. #&gt; [CmdletBinding()] param( [string[]]$ExpectedRoles    = @('App Manager – Region A – Prod','Policy Reader – All – Audit'), [string[]]$ExpectedPolicies = @('App Deploy Approval – All – Prod','Script Deploy Approval – All – Prod'), [string]  $ApproverGroup    = 'Change Approvers – Apps – Prod' ) if (-not (Get-Module -ListAvailable -Name Microsoft.Graph.Authentication)) { Install-Module Microsoft.Graph -Scope CurrentUser -Force -AllowClobber } Import-Module Microsoft.Graph.Authentication -ErrorAction Stop Connect-MgGraph -Scopes 'DeviceManagementRBAC.Read.All' -NoWelcome</w:t>
+        <w:t xml:space="preserve"> powershell -ExecutionPolicy Bypass -File .\RBACGOV-Validation.ps1 Requires the Microsoft Graph SDK and consent to DeviceManagementRBAC.Read.All. Edit the $expected* variables below to match your design before running. EXPECTED RESULTS PASS/FAIL lines for each expected role, assignment, and access policy. Read-only — no changes. .NOTES White-label — Intune Solutions. Read-only against Microsoft Graph. #&gt; [CmdletBinding()] param( [string[]]$ExpectedRoles    = @('App Manager – Region A – Prod','Policy Reader – All – Audit'), [string[]]$ExpectedPolicies = @('App Deploy Approval – All – Prod','Script Deploy Approval – All – Prod'), [string]  $ApproverGroup    = 'Change Approvers – Apps – Prod' ) if (-not (Get-Module -ListAvailable -Name Microsoft.Graph.Authentication)) { Install-Module Microsoft.Graph -Scope CurrentUser -Force -AllowClobber } Import-Module Microsoft.Graph.Authentication -ErrorAction Stop Connect-MgGraph -Scopes 'DeviceManagementRBAC.Read.All' -NoWelcome</w:t>
       </w:r>
     </w:p>
     <w:sectPr>
